--- a/Administratif/Borang_2_Pendaftaran_Seminar_TA/26. [Form TA 07] Daftar Hadir Seminar Tugas Akhir.docx
+++ b/Administratif/Borang_2_Pendaftaran_Seminar_TA/26. [Form TA 07] Daftar Hadir Seminar Tugas Akhir.docx
@@ -2278,6 +2278,8 @@
         <w:ind w:left="5975"/>
         <w:rPr>
           <w:rFonts w:cs="Calibri"/>
+          <w:b/>
+          <w:bCs/>
           <w:color w:val="000000"/>
           <w:sz w:val="20"/>
           <w:szCs w:val="20"/>
@@ -2286,12 +2288,13 @@
       <w:r>
         <w:rPr>
           <w:rFonts w:cs="Calibri"/>
-          <w:color w:val="000000"/>
-          <w:sz w:val="20"/>
-          <w:szCs w:val="20"/>
-          <w:lang w:val="en-US"/>
-        </w:rPr>
-        <w:t>Ahmad Faizal, ST, MT</w:t>
+          <w:b/>
+          <w:bCs/>
+          <w:color w:val="000000"/>
+          <w:sz w:val="20"/>
+          <w:szCs w:val="20"/>
+        </w:rPr>
+        <w:t>Ketua Seminar</w:t>
       </w:r>
     </w:p>
     <w:p>
@@ -2316,7 +2319,7 @@
           <w:szCs w:val="20"/>
           <w:lang w:val="en-US"/>
         </w:rPr>
-        <w:t>NIP. 19880630 201503 1006</w:t>
+        <w:t xml:space="preserve">NIP. </w:t>
       </w:r>
     </w:p>
     <w:p>
